--- a/docs/homeworks/hw_10_ancova/10_homework_ancova.docx
+++ b/docs/homeworks/hw_10_ancova/10_homework_ancova.docx
@@ -1094,7 +1094,7 @@
         <w:rPr>
           <w:rStyle w:val="VerbatimChar"/>
         </w:rPr>
-        <w:t xml:space="preserve">&lt;bytecode: 0xa3c55a900&gt;</w:t>
+        <w:t xml:space="preserve">&lt;bytecode: 0x949dc6970&gt;</w:t>
       </w:r>
       <w:r>
         <w:br/>

--- a/docs/homeworks/hw_10_ancova/10_homework_ancova.docx
+++ b/docs/homeworks/hw_10_ancova/10_homework_ancova.docx
@@ -1094,7 +1094,7 @@
         <w:rPr>
           <w:rStyle w:val="VerbatimChar"/>
         </w:rPr>
-        <w:t xml:space="preserve">&lt;bytecode: 0xbd41696c8&gt;</w:t>
+        <w:t xml:space="preserve">&lt;bytecode: 0x9abe156c8&gt;</w:t>
       </w:r>
       <w:r>
         <w:br/>
